--- a/licao-0a.docx
+++ b/licao-0a.docx
@@ -14,63 +14,56 @@
           <w:b/>
           <w:bCs/>
         </w:rPr>
-        <w:t>LIÇÃO ZERO-A</w:t>
+        <w:t>Jesus como a Lente Absoluta</w:t>
       </w:r>
     </w:p>
     <w:p>
-      <w:pPr>
-        <w:rPr>
-          <w:b/>
-          <w:bCs/>
-        </w:rPr>
-      </w:pPr>
-      <w:r>
-        <w:rPr>
-          <w:b/>
-          <w:bCs/>
-        </w:rPr>
-        <w:t>Jesus como a Lente Absoluta</w:t>
+      <w:r>
+        <w:t>Existe uma confissão que eu precisei fazer para mim mesmo antes de conseguir escrever este livro. Durante anos, eu li a Bíblia sem nunca ter encontrado a Bíblia de verdade. Eu encontrei fragmentos, promessas soltas, ameaças que me mantinham acordado à noite e versículos que eu guardava como armas para usar nas discussões de domingo. Eu tinha o mapa na mão e nunca havia encontrado o jardim.</w:t>
       </w:r>
     </w:p>
     <w:p>
       <w:r>
-        <w:t>Existe uma confissão que eu precisei fazer para mim mesmo antes de conseguir escrever este livro. Durante anos, eu li a Bíblia sem nunca ter encontrado a Bíblia de verdade. Eu encontrei fragmentos, promessas soltas, ameaças que me mantinham acordado à noite e versículos que eu guardava como armas para usar nas discussões de domingo. Eu tinha o mapa na mão e nunca havia encontrado o jardim.</w:t>
+        <w:t>O que faltava não era dedicação. O que faltava era a lente certa.</w:t>
       </w:r>
     </w:p>
     <w:p>
       <w:r>
-        <w:t>O que faltava não era dedicação. O que faltava era a lente certa.</w:t>
+        <w:t>Existe uma linha que atravessa a Bíblia do primeiro capítulo ao último. Não é uma linha doutrinal, não é um conjunto de regras que progride do mais simples para o mais complexo. É uma linha relacional. É o rastro de um Deus que se recusa a deixar o homem perdido, que fala de formas diferentes em momentos diferentes, que usa profetas e poetas e histórias de guerras e cartas pessoais, mas que nunca perde de vista um único objetivo: encontrar o filho que se escondeu. Neste livro chamamos esse rastro de Fio de Ouro.</w:t>
       </w:r>
     </w:p>
     <w:p>
       <w:r>
-        <w:t>Existe uma linha que atravessa a Bíblia do primeiro capítulo ao último. Não é uma linha doutrinal, não é um conjunto de regras que progride do mais simples para o mais complexo. É uma linha relacional. É o rastro de um Deus que se recusa a deixar o homem perdido, que fala de formas diferentes em momentos diferentes, que usa profetas e poetas e histórias de guerras e cartas pessoais, mas que nunca perde de vista um único objetivo: encontrar o filho que se escondeu. Neste livro chamamos esse rastro de Fio de Ouro.</w:t>
+        <w:t>O autor de Hebreus descreve essa trajetória de uma forma que, depois que você entende, não consegue mais ignorar. Ele diz que Deus falou muitas vezes e de muitas maneiras pelos profetas, e que agora, nestes últimos dias, falou pelo Filho. (Hebreus 1:1-2) Não é uma informação de protocolo no início de uma carta. É a chave que abre tudo. A revelação de Deus não é um bloco uniforme onde cada parte tem o mesmo peso. Ela tem uma direção, ela tem um destino, ela tem um rosto.</w:t>
       </w:r>
     </w:p>
     <w:p>
       <w:r>
-        <w:t>O autor de Hebreus descreve essa trajetória de uma forma que, depois que você entende, não consegue mais ignorar. Ele diz que Deus falou muitas vezes e de muitas maneiras pelos profetas, e que agora, nestes últimos dias, falou pelo Filho. (Hebreus 1:1-2) Não é uma informação de protocolo no início de uma carta. É a chave que abre tudo. A revelação de Deus não é um bloco uniforme onde cada parte tem o mesmo peso. Ela tem uma direção, ela tem um destino, ela tem um rosto.</w:t>
+        <w:t>Esse rosto é Jesus.</w:t>
       </w:r>
     </w:p>
     <w:p>
       <w:r>
-        <w:t>Esse rosto é Jesus.</w:t>
+        <w:t>A razão pela qual tantos de nós saímos da leitura bíblica mais confusos do que entramos é simples: nós lemos todos os textos no mesmo nível, como se o livro de Levítico e o Sermão da Montanha fossem capítulos do mesmo manual com a mesma autoridade sobre a nossa vida hoje. Mas a Bíblia não funciona assim. Ela é a história de um Deus que se aproxima progressivamente, que fala a linguagem que o homem consegue suportar em cada momento da história, que usa o idioma de cada época para ir preparando a humanidade para uma revelação que nenhuma época anterior conseguiria receber completamente.</w:t>
       </w:r>
     </w:p>
     <w:p>
       <w:r>
-        <w:t>A razão pela qual tantos de nós saímos da leitura bíblica mais confusos do que entramos é simples: nós lemos todos os textos no mesmo nível, como se o livro de Levítico e o Sermão da Montanha fossem capítulos do mesmo manual com a mesma autoridade sobre a nossa vida hoje. Mas a Bíblia não funciona assim. Ela é a história de um Deus que se aproxima progressivamente, que fala a linguagem que o homem consegue suportar em cada momento da história, que usa o idioma de cada época para ir preparando a humanidade para uma revelação que nenhuma época anterior conseguiria receber completamente.</w:t>
+        <w:lastRenderedPageBreak/>
+        <w:t>Isso não significa que certas partes da Bíblia são falsas ou que podemos escolher o que lemos. Significa que precisamos ler o livro inteiro como uma narrativa que avança, não como um arquivo de regras eternas desconectadas entre si. A matemática nos ensina que um ponto isolado não revela a direção de uma curva. Você precisa ver o conjunto para entender para onde a linha está indo. Na leitura bíblica, Jesus é o ponto que revela a direção de toda a curva.</w:t>
       </w:r>
     </w:p>
     <w:p>
       <w:r>
-        <w:lastRenderedPageBreak/>
-        <w:t>Isso não significa que certas partes da Bíblia são falsas ou que podemos escolher o que lemos. Significa que precisamos ler o livro inteiro como uma narrativa que avança, não como um arquivo de regras eternas desconectadas entre si. A matemática nos ensina que um ponto isolado não revela a direção de uma curva. Você precisa ver o conjunto para entender para onde a linha está indo. Na leitura bíblica, Jesus é o ponto que revela a direção de toda a curva.</w:t>
-      </w:r>
-    </w:p>
-    <w:p>
-      <w:r>
-        <w:t>Existe algo que a religiosidade raramente menciona mas que é fundamental para entender a Escritura com honestidade: há humanidade entranhada no texto sagrado. Os homens que escreveram cada livro da Bíblia eram inspirados pelo Espírito de Deus, mas eram homens do seu tempo, com a cultura do seu tempo, os limites do seu tempo e as feridas do seu tempo. Deus não os robotizou. Ele falou através deles sem apagar quem eles eram, porque um Deus que respeita a soberania da vontade humana não começa por eliminar a personalidade dos seus colaboradores. Isso não é uma fraqueza da inspiração. É a prova de um Deus que confia no processo que Ele mesmo criou.</w:t>
+        <w:t xml:space="preserve">Existe algo que a religiosidade raramente </w:t>
+      </w:r>
+      <w:proofErr w:type="gramStart"/>
+      <w:r>
+        <w:t>menciona</w:t>
+      </w:r>
+      <w:proofErr w:type="gramEnd"/>
+      <w:r>
+        <w:t xml:space="preserve"> mas que é fundamental para entender a Escritura com honestidade: há humanidade entranhada no texto sagrado. Os homens que escreveram cada livro da Bíblia eram inspirados pelo Espírito de Deus, mas eram homens do seu tempo, com a cultura do seu tempo, os limites do seu tempo e as feridas do seu tempo. Deus não os robotizou. Ele falou através deles sem apagar quem eles eram, porque um Deus que respeita a soberania da vontade humana não começa por eliminar a personalidade dos seus colaboradores. Isso não é uma fraqueza da inspiração. É a prova de um Deus que confia no processo que Ele mesmo criou.</w:t>
       </w:r>
     </w:p>
     <w:p>
@@ -714,6 +707,7 @@
   <w:style w:type="character" w:default="1" w:styleId="Fontepargpadro">
     <w:name w:val="Default Paragraph Font"/>
     <w:uiPriority w:val="1"/>
+    <w:semiHidden/>
     <w:unhideWhenUsed/>
   </w:style>
   <w:style w:type="table" w:default="1" w:styleId="Tabelanormal">
